--- a/filesystem/ACTD/HR/Keeler_personnel.docx
+++ b/filesystem/ACTD/HR/Keeler_personnel.docx
@@ -1134,7 +1134,7 @@
               <w:rPr>
                 <w:rFonts w:ascii="Helvetica" w:hAnsi="Helvetica" w:cs="Helvetica" w:eastAsia="Helvetica"/>
                 <w:b/>
-                <w:color w:val="FFFFFF"/>
+                <w:color w:val="000000"/>
                 <w:sz w:val="19"/>
               </w:rPr>
             </w:r>
@@ -1142,7 +1142,7 @@
               <w:rPr>
                 <w:rFonts w:ascii="Helvetica" w:hAnsi="Helvetica" w:cs="Helvetica" w:eastAsia="Helvetica"/>
                 <w:b/>
-                <w:color w:val="FFFFFF"/>
+                <w:color w:val="000000"/>
                 <w:sz w:val="19"/>
               </w:rPr>
               <w:t>Date</w:t>
@@ -1184,7 +1184,7 @@
               <w:rPr>
                 <w:rFonts w:ascii="Helvetica" w:hAnsi="Helvetica" w:cs="Helvetica" w:eastAsia="Helvetica"/>
                 <w:b/>
-                <w:color w:val="FFFFFF"/>
+                <w:color w:val="000000"/>
                 <w:sz w:val="19"/>
               </w:rPr>
             </w:r>
@@ -1192,7 +1192,7 @@
               <w:rPr>
                 <w:rFonts w:ascii="Helvetica" w:hAnsi="Helvetica" w:cs="Helvetica" w:eastAsia="Helvetica"/>
                 <w:b/>
-                <w:color w:val="FFFFFF"/>
+                <w:color w:val="000000"/>
                 <w:sz w:val="19"/>
               </w:rPr>
               <w:t>Event</w:t>
@@ -2002,7 +2002,7 @@
               <w:rPr>
                 <w:rFonts w:ascii="Helvetica" w:hAnsi="Helvetica" w:cs="Helvetica" w:eastAsia="Helvetica"/>
                 <w:b/>
-                <w:color w:val="FFFFFF"/>
+                <w:color w:val="000000"/>
                 <w:sz w:val="19"/>
               </w:rPr>
             </w:r>
@@ -2010,7 +2010,7 @@
               <w:rPr>
                 <w:rFonts w:ascii="Helvetica" w:hAnsi="Helvetica" w:cs="Helvetica" w:eastAsia="Helvetica"/>
                 <w:b/>
-                <w:color w:val="FFFFFF"/>
+                <w:color w:val="000000"/>
                 <w:sz w:val="19"/>
               </w:rPr>
               <w:t>Item</w:t>
@@ -2052,7 +2052,7 @@
               <w:rPr>
                 <w:rFonts w:ascii="Helvetica" w:hAnsi="Helvetica" w:cs="Helvetica" w:eastAsia="Helvetica"/>
                 <w:b/>
-                <w:color w:val="FFFFFF"/>
+                <w:color w:val="000000"/>
                 <w:sz w:val="19"/>
               </w:rPr>
             </w:r>
@@ -2060,7 +2060,7 @@
               <w:rPr>
                 <w:rFonts w:ascii="Helvetica" w:hAnsi="Helvetica" w:cs="Helvetica" w:eastAsia="Helvetica"/>
                 <w:b/>
-                <w:color w:val="FFFFFF"/>
+                <w:color w:val="000000"/>
                 <w:sz w:val="19"/>
               </w:rPr>
               <w:t>Status</w:t>
@@ -2975,7 +2975,7 @@
               <w:rPr>
                 <w:rFonts w:ascii="Helvetica" w:hAnsi="Helvetica" w:cs="Helvetica" w:eastAsia="Helvetica"/>
                 <w:b/>
-                <w:color w:val="FFFFFF"/>
+                <w:color w:val="000000"/>
                 <w:sz w:val="19"/>
               </w:rPr>
             </w:r>
@@ -2983,7 +2983,7 @@
               <w:rPr>
                 <w:rFonts w:ascii="Helvetica" w:hAnsi="Helvetica" w:cs="Helvetica" w:eastAsia="Helvetica"/>
                 <w:b/>
-                <w:color w:val="FFFFFF"/>
+                <w:color w:val="000000"/>
                 <w:sz w:val="19"/>
               </w:rPr>
               <w:t>Cycle</w:t>
@@ -3025,7 +3025,7 @@
               <w:rPr>
                 <w:rFonts w:ascii="Helvetica" w:hAnsi="Helvetica" w:cs="Helvetica" w:eastAsia="Helvetica"/>
                 <w:b/>
-                <w:color w:val="FFFFFF"/>
+                <w:color w:val="000000"/>
                 <w:sz w:val="19"/>
               </w:rPr>
             </w:r>
@@ -3033,7 +3033,7 @@
               <w:rPr>
                 <w:rFonts w:ascii="Helvetica" w:hAnsi="Helvetica" w:cs="Helvetica" w:eastAsia="Helvetica"/>
                 <w:b/>
-                <w:color w:val="FFFFFF"/>
+                <w:color w:val="000000"/>
                 <w:sz w:val="19"/>
               </w:rPr>
               <w:t>Rating</w:t>
@@ -3075,7 +3075,7 @@
               <w:rPr>
                 <w:rFonts w:ascii="Helvetica" w:hAnsi="Helvetica" w:cs="Helvetica" w:eastAsia="Helvetica"/>
                 <w:b/>
-                <w:color w:val="FFFFFF"/>
+                <w:color w:val="000000"/>
                 <w:sz w:val="19"/>
               </w:rPr>
             </w:r>
@@ -3083,7 +3083,7 @@
               <w:rPr>
                 <w:rFonts w:ascii="Helvetica" w:hAnsi="Helvetica" w:cs="Helvetica" w:eastAsia="Helvetica"/>
                 <w:b/>
-                <w:color w:val="FFFFFF"/>
+                <w:color w:val="000000"/>
                 <w:sz w:val="19"/>
               </w:rPr>
               <w:t>Notes</w:t>
@@ -4301,7 +4301,7 @@
               <w:rPr>
                 <w:rFonts w:ascii="Helvetica" w:hAnsi="Helvetica" w:cs="Helvetica" w:eastAsia="Helvetica"/>
                 <w:b/>
-                <w:color w:val="FFFFFF"/>
+                <w:color w:val="000000"/>
                 <w:sz w:val="19"/>
               </w:rPr>
             </w:r>
@@ -4309,7 +4309,7 @@
               <w:rPr>
                 <w:rFonts w:ascii="Helvetica" w:hAnsi="Helvetica" w:cs="Helvetica" w:eastAsia="Helvetica"/>
                 <w:b/>
-                <w:color w:val="FFFFFF"/>
+                <w:color w:val="000000"/>
                 <w:sz w:val="19"/>
               </w:rPr>
               <w:t>Test type</w:t>
@@ -4351,7 +4351,7 @@
               <w:rPr>
                 <w:rFonts w:ascii="Helvetica" w:hAnsi="Helvetica" w:cs="Helvetica" w:eastAsia="Helvetica"/>
                 <w:b/>
-                <w:color w:val="FFFFFF"/>
+                <w:color w:val="000000"/>
                 <w:sz w:val="19"/>
               </w:rPr>
             </w:r>
@@ -4359,7 +4359,7 @@
               <w:rPr>
                 <w:rFonts w:ascii="Helvetica" w:hAnsi="Helvetica" w:cs="Helvetica" w:eastAsia="Helvetica"/>
                 <w:b/>
-                <w:color w:val="FFFFFF"/>
+                <w:color w:val="000000"/>
                 <w:sz w:val="19"/>
               </w:rPr>
               <w:t>History</w:t>

--- a/filesystem/ACTD/HR/Keeler_personnel.docx
+++ b/filesystem/ACTD/HR/Keeler_personnel.docx
@@ -129,7 +129,7 @@
     </w:p>
     <w:tbl>
       <w:tblPr>
-        <w:tblW w:type="auto" w:w="0"/>
+        <w:tblW w:type="dxa" w:w="9072"/>
         <w:jc w:val="left"/>
         <w:tblLayout w:type="fixed"/>
         <w:tblLook w:firstColumn="1" w:firstRow="1" w:lastColumn="0" w:lastRow="0" w:noHBand="0" w:noVBand="1" w:val="04A0"/>
@@ -144,13 +144,13 @@
         </w:tblBorders>
       </w:tblPr>
       <w:tblGrid>
-        <w:gridCol w:w="4680"/>
-        <w:gridCol w:w="4680"/>
+        <w:gridCol w:w="4536"/>
+        <w:gridCol w:w="4536"/>
       </w:tblGrid>
       <w:tr>
         <w:tc>
           <w:tcPr>
-            <w:tcW w:type="dxa" w:w="3456"/>
+            <w:tcW w:type="dxa" w:w="4536"/>
             <w:shd w:val="clear" w:color="auto" w:fill="EFEFEF"/>
             <w:tcBorders>
               <w:top w:val="single" w:sz="4" w:color="000000"/>
@@ -200,7 +200,7 @@
         </w:tc>
         <w:tc>
           <w:tcPr>
-            <w:tcW w:type="dxa" w:w="6336"/>
+            <w:tcW w:type="dxa" w:w="4536"/>
             <w:tcBorders>
               <w:top w:val="single" w:sz="4" w:color="000000"/>
               <w:left w:val="single" w:sz="4" w:color="000000"/>
@@ -250,7 +250,7 @@
       <w:tr>
         <w:tc>
           <w:tcPr>
-            <w:tcW w:type="dxa" w:w="3456"/>
+            <w:tcW w:type="dxa" w:w="4536"/>
             <w:shd w:val="clear" w:color="auto" w:fill="EFEFEF"/>
             <w:tcBorders>
               <w:top w:val="single" w:sz="4" w:color="000000"/>
@@ -301,7 +301,7 @@
         </w:tc>
         <w:tc>
           <w:tcPr>
-            <w:tcW w:type="dxa" w:w="6336"/>
+            <w:tcW w:type="dxa" w:w="4536"/>
             <w:tcBorders>
               <w:top w:val="single" w:sz="4" w:color="000000"/>
               <w:left w:val="single" w:sz="4" w:color="000000"/>
@@ -352,7 +352,7 @@
       <w:tr>
         <w:tc>
           <w:tcPr>
-            <w:tcW w:type="dxa" w:w="3456"/>
+            <w:tcW w:type="dxa" w:w="4536"/>
             <w:shd w:val="clear" w:color="auto" w:fill="EFEFEF"/>
             <w:tcBorders>
               <w:top w:val="single" w:sz="4" w:color="000000"/>
@@ -403,7 +403,7 @@
         </w:tc>
         <w:tc>
           <w:tcPr>
-            <w:tcW w:type="dxa" w:w="6336"/>
+            <w:tcW w:type="dxa" w:w="4536"/>
             <w:tcBorders>
               <w:top w:val="single" w:sz="4" w:color="000000"/>
               <w:left w:val="single" w:sz="4" w:color="000000"/>
@@ -454,7 +454,7 @@
       <w:tr>
         <w:tc>
           <w:tcPr>
-            <w:tcW w:type="dxa" w:w="3456"/>
+            <w:tcW w:type="dxa" w:w="4536"/>
             <w:shd w:val="clear" w:color="auto" w:fill="EFEFEF"/>
             <w:tcBorders>
               <w:top w:val="single" w:sz="4" w:color="000000"/>
@@ -505,7 +505,7 @@
         </w:tc>
         <w:tc>
           <w:tcPr>
-            <w:tcW w:type="dxa" w:w="6336"/>
+            <w:tcW w:type="dxa" w:w="4536"/>
             <w:tcBorders>
               <w:top w:val="single" w:sz="4" w:color="000000"/>
               <w:left w:val="single" w:sz="4" w:color="000000"/>
@@ -556,7 +556,7 @@
       <w:tr>
         <w:tc>
           <w:tcPr>
-            <w:tcW w:type="dxa" w:w="3456"/>
+            <w:tcW w:type="dxa" w:w="4536"/>
             <w:shd w:val="clear" w:color="auto" w:fill="EFEFEF"/>
             <w:tcBorders>
               <w:top w:val="single" w:sz="4" w:color="000000"/>
@@ -607,7 +607,7 @@
         </w:tc>
         <w:tc>
           <w:tcPr>
-            <w:tcW w:type="dxa" w:w="6336"/>
+            <w:tcW w:type="dxa" w:w="4536"/>
             <w:tcBorders>
               <w:top w:val="single" w:sz="4" w:color="000000"/>
               <w:left w:val="single" w:sz="4" w:color="000000"/>
@@ -658,7 +658,7 @@
       <w:tr>
         <w:tc>
           <w:tcPr>
-            <w:tcW w:type="dxa" w:w="3456"/>
+            <w:tcW w:type="dxa" w:w="4536"/>
             <w:shd w:val="clear" w:color="auto" w:fill="EFEFEF"/>
             <w:tcBorders>
               <w:top w:val="single" w:sz="4" w:color="000000"/>
@@ -709,7 +709,7 @@
         </w:tc>
         <w:tc>
           <w:tcPr>
-            <w:tcW w:type="dxa" w:w="6336"/>
+            <w:tcW w:type="dxa" w:w="4536"/>
             <w:tcBorders>
               <w:top w:val="single" w:sz="4" w:color="000000"/>
               <w:left w:val="single" w:sz="4" w:color="000000"/>
@@ -760,7 +760,7 @@
       <w:tr>
         <w:tc>
           <w:tcPr>
-            <w:tcW w:type="dxa" w:w="3456"/>
+            <w:tcW w:type="dxa" w:w="4536"/>
             <w:shd w:val="clear" w:color="auto" w:fill="EFEFEF"/>
             <w:tcBorders>
               <w:top w:val="single" w:sz="4" w:color="000000"/>
@@ -811,7 +811,7 @@
         </w:tc>
         <w:tc>
           <w:tcPr>
-            <w:tcW w:type="dxa" w:w="6336"/>
+            <w:tcW w:type="dxa" w:w="4536"/>
             <w:tcBorders>
               <w:top w:val="single" w:sz="4" w:color="000000"/>
               <w:left w:val="single" w:sz="4" w:color="000000"/>
@@ -862,7 +862,7 @@
       <w:tr>
         <w:tc>
           <w:tcPr>
-            <w:tcW w:type="dxa" w:w="3456"/>
+            <w:tcW w:type="dxa" w:w="4536"/>
             <w:shd w:val="clear" w:color="auto" w:fill="EFEFEF"/>
             <w:tcBorders>
               <w:top w:val="single" w:sz="4" w:color="000000"/>
@@ -913,7 +913,7 @@
         </w:tc>
         <w:tc>
           <w:tcPr>
-            <w:tcW w:type="dxa" w:w="6336"/>
+            <w:tcW w:type="dxa" w:w="4536"/>
             <w:tcBorders>
               <w:top w:val="single" w:sz="4" w:color="000000"/>
               <w:left w:val="single" w:sz="4" w:color="000000"/>
@@ -964,7 +964,7 @@
       <w:tr>
         <w:tc>
           <w:tcPr>
-            <w:tcW w:type="dxa" w:w="3456"/>
+            <w:tcW w:type="dxa" w:w="4536"/>
             <w:shd w:val="clear" w:color="auto" w:fill="EFEFEF"/>
             <w:tcBorders>
               <w:top w:val="single" w:sz="4" w:color="000000"/>
@@ -1015,7 +1015,7 @@
         </w:tc>
         <w:tc>
           <w:tcPr>
-            <w:tcW w:type="dxa" w:w="6336"/>
+            <w:tcW w:type="dxa" w:w="4536"/>
             <w:tcBorders>
               <w:top w:val="single" w:sz="4" w:color="000000"/>
               <w:left w:val="single" w:sz="4" w:color="000000"/>
@@ -1080,7 +1080,7 @@
     </w:p>
     <w:tbl>
       <w:tblPr>
-        <w:tblW w:type="auto" w:w="0"/>
+        <w:tblW w:type="dxa" w:w="9072"/>
         <w:jc w:val="left"/>
         <w:tblLayout w:type="fixed"/>
         <w:tblLook w:firstColumn="1" w:firstRow="1" w:lastColumn="0" w:lastRow="0" w:noHBand="0" w:noVBand="1" w:val="04A0"/>
@@ -1095,13 +1095,13 @@
         </w:tblBorders>
       </w:tblPr>
       <w:tblGrid>
-        <w:gridCol w:w="4680"/>
-        <w:gridCol w:w="4680"/>
+        <w:gridCol w:w="4536"/>
+        <w:gridCol w:w="4536"/>
       </w:tblGrid>
       <w:tr>
         <w:tc>
           <w:tcPr>
-            <w:tcW w:type="dxa" w:w="2016"/>
+            <w:tcW w:type="dxa" w:w="4536"/>
             <w:shd w:val="clear" w:color="auto" w:fill="D9D9D9"/>
             <w:tcBorders>
               <w:top w:val="single" w:sz="4" w:color="000000"/>
@@ -1151,7 +1151,7 @@
         </w:tc>
         <w:tc>
           <w:tcPr>
-            <w:tcW w:type="dxa" w:w="7776"/>
+            <w:tcW w:type="dxa" w:w="4536"/>
             <w:shd w:val="clear" w:color="auto" w:fill="D9D9D9"/>
             <w:tcBorders>
               <w:top w:val="single" w:sz="4" w:color="000000"/>
@@ -1203,7 +1203,7 @@
       <w:tr>
         <w:tc>
           <w:tcPr>
-            <w:tcW w:type="dxa" w:w="2016"/>
+            <w:tcW w:type="dxa" w:w="4536"/>
             <w:tcBorders>
               <w:top w:val="single" w:sz="4" w:color="000000"/>
               <w:left w:val="single" w:sz="4" w:color="000000"/>
@@ -1252,7 +1252,7 @@
         </w:tc>
         <w:tc>
           <w:tcPr>
-            <w:tcW w:type="dxa" w:w="7776"/>
+            <w:tcW w:type="dxa" w:w="4536"/>
             <w:tcBorders>
               <w:top w:val="single" w:sz="4" w:color="000000"/>
               <w:left w:val="single" w:sz="4" w:color="000000"/>
@@ -1303,7 +1303,7 @@
       <w:tr>
         <w:tc>
           <w:tcPr>
-            <w:tcW w:type="dxa" w:w="2016"/>
+            <w:tcW w:type="dxa" w:w="4536"/>
             <w:tcBorders>
               <w:top w:val="single" w:sz="4" w:color="000000"/>
               <w:left w:val="single" w:sz="4" w:color="000000"/>
@@ -1352,7 +1352,7 @@
         </w:tc>
         <w:tc>
           <w:tcPr>
-            <w:tcW w:type="dxa" w:w="7776"/>
+            <w:tcW w:type="dxa" w:w="4536"/>
             <w:tcBorders>
               <w:top w:val="single" w:sz="4" w:color="000000"/>
               <w:left w:val="single" w:sz="4" w:color="000000"/>
@@ -1403,7 +1403,7 @@
       <w:tr>
         <w:tc>
           <w:tcPr>
-            <w:tcW w:type="dxa" w:w="2016"/>
+            <w:tcW w:type="dxa" w:w="4536"/>
             <w:tcBorders>
               <w:top w:val="single" w:sz="4" w:color="000000"/>
               <w:left w:val="single" w:sz="4" w:color="000000"/>
@@ -1452,7 +1452,7 @@
         </w:tc>
         <w:tc>
           <w:tcPr>
-            <w:tcW w:type="dxa" w:w="7776"/>
+            <w:tcW w:type="dxa" w:w="4536"/>
             <w:tcBorders>
               <w:top w:val="single" w:sz="4" w:color="000000"/>
               <w:left w:val="single" w:sz="4" w:color="000000"/>
@@ -1503,7 +1503,7 @@
       <w:tr>
         <w:tc>
           <w:tcPr>
-            <w:tcW w:type="dxa" w:w="2016"/>
+            <w:tcW w:type="dxa" w:w="4536"/>
             <w:tcBorders>
               <w:top w:val="single" w:sz="4" w:color="000000"/>
               <w:left w:val="single" w:sz="4" w:color="000000"/>
@@ -1552,7 +1552,7 @@
         </w:tc>
         <w:tc>
           <w:tcPr>
-            <w:tcW w:type="dxa" w:w="7776"/>
+            <w:tcW w:type="dxa" w:w="4536"/>
             <w:tcBorders>
               <w:top w:val="single" w:sz="4" w:color="000000"/>
               <w:left w:val="single" w:sz="4" w:color="000000"/>
@@ -1603,7 +1603,7 @@
       <w:tr>
         <w:tc>
           <w:tcPr>
-            <w:tcW w:type="dxa" w:w="2016"/>
+            <w:tcW w:type="dxa" w:w="4536"/>
             <w:tcBorders>
               <w:top w:val="single" w:sz="4" w:color="000000"/>
               <w:left w:val="single" w:sz="4" w:color="000000"/>
@@ -1652,7 +1652,7 @@
         </w:tc>
         <w:tc>
           <w:tcPr>
-            <w:tcW w:type="dxa" w:w="7776"/>
+            <w:tcW w:type="dxa" w:w="4536"/>
             <w:tcBorders>
               <w:top w:val="single" w:sz="4" w:color="000000"/>
               <w:left w:val="single" w:sz="4" w:color="000000"/>
@@ -1703,7 +1703,7 @@
       <w:tr>
         <w:tc>
           <w:tcPr>
-            <w:tcW w:type="dxa" w:w="2016"/>
+            <w:tcW w:type="dxa" w:w="4536"/>
             <w:tcBorders>
               <w:top w:val="single" w:sz="4" w:color="000000"/>
               <w:left w:val="single" w:sz="4" w:color="000000"/>
@@ -1752,7 +1752,7 @@
         </w:tc>
         <w:tc>
           <w:tcPr>
-            <w:tcW w:type="dxa" w:w="7776"/>
+            <w:tcW w:type="dxa" w:w="4536"/>
             <w:tcBorders>
               <w:top w:val="single" w:sz="4" w:color="000000"/>
               <w:left w:val="single" w:sz="4" w:color="000000"/>
@@ -1803,7 +1803,7 @@
       <w:tr>
         <w:tc>
           <w:tcPr>
-            <w:tcW w:type="dxa" w:w="2016"/>
+            <w:tcW w:type="dxa" w:w="4536"/>
             <w:tcBorders>
               <w:top w:val="single" w:sz="4" w:color="000000"/>
               <w:left w:val="single" w:sz="4" w:color="000000"/>
@@ -1852,7 +1852,7 @@
         </w:tc>
         <w:tc>
           <w:tcPr>
-            <w:tcW w:type="dxa" w:w="7776"/>
+            <w:tcW w:type="dxa" w:w="4536"/>
             <w:tcBorders>
               <w:top w:val="single" w:sz="4" w:color="000000"/>
               <w:left w:val="single" w:sz="4" w:color="000000"/>
@@ -1948,7 +1948,7 @@
     </w:p>
     <w:tbl>
       <w:tblPr>
-        <w:tblW w:type="auto" w:w="0"/>
+        <w:tblW w:type="dxa" w:w="9072"/>
         <w:jc w:val="left"/>
         <w:tblLayout w:type="fixed"/>
         <w:tblLook w:firstColumn="1" w:firstRow="1" w:lastColumn="0" w:lastRow="0" w:noHBand="0" w:noVBand="1" w:val="04A0"/>
@@ -1963,13 +1963,13 @@
         </w:tblBorders>
       </w:tblPr>
       <w:tblGrid>
-        <w:gridCol w:w="4680"/>
-        <w:gridCol w:w="4680"/>
+        <w:gridCol w:w="4536"/>
+        <w:gridCol w:w="4536"/>
       </w:tblGrid>
       <w:tr>
         <w:tc>
           <w:tcPr>
-            <w:tcW w:type="dxa" w:w="4320"/>
+            <w:tcW w:type="dxa" w:w="4536"/>
             <w:shd w:val="clear" w:color="auto" w:fill="D9D9D9"/>
             <w:tcBorders>
               <w:top w:val="single" w:sz="4" w:color="000000"/>
@@ -2019,7 +2019,7 @@
         </w:tc>
         <w:tc>
           <w:tcPr>
-            <w:tcW w:type="dxa" w:w="5472"/>
+            <w:tcW w:type="dxa" w:w="4536"/>
             <w:shd w:val="clear" w:color="auto" w:fill="D9D9D9"/>
             <w:tcBorders>
               <w:top w:val="single" w:sz="4" w:color="000000"/>
@@ -2071,7 +2071,7 @@
       <w:tr>
         <w:tc>
           <w:tcPr>
-            <w:tcW w:type="dxa" w:w="4320"/>
+            <w:tcW w:type="dxa" w:w="4536"/>
             <w:tcBorders>
               <w:top w:val="single" w:sz="4" w:color="000000"/>
               <w:left w:val="single" w:sz="4" w:color="000000"/>
@@ -2120,7 +2120,7 @@
         </w:tc>
         <w:tc>
           <w:tcPr>
-            <w:tcW w:type="dxa" w:w="5472"/>
+            <w:tcW w:type="dxa" w:w="4536"/>
             <w:tcBorders>
               <w:top w:val="single" w:sz="4" w:color="000000"/>
               <w:left w:val="single" w:sz="4" w:color="000000"/>
@@ -2188,7 +2188,7 @@
       <w:tr>
         <w:tc>
           <w:tcPr>
-            <w:tcW w:type="dxa" w:w="4320"/>
+            <w:tcW w:type="dxa" w:w="4536"/>
             <w:tcBorders>
               <w:top w:val="single" w:sz="4" w:color="000000"/>
               <w:left w:val="single" w:sz="4" w:color="000000"/>
@@ -2237,7 +2237,7 @@
         </w:tc>
         <w:tc>
           <w:tcPr>
-            <w:tcW w:type="dxa" w:w="5472"/>
+            <w:tcW w:type="dxa" w:w="4536"/>
             <w:tcBorders>
               <w:top w:val="single" w:sz="4" w:color="000000"/>
               <w:left w:val="single" w:sz="4" w:color="000000"/>
@@ -2305,7 +2305,7 @@
       <w:tr>
         <w:tc>
           <w:tcPr>
-            <w:tcW w:type="dxa" w:w="4320"/>
+            <w:tcW w:type="dxa" w:w="4536"/>
             <w:tcBorders>
               <w:top w:val="single" w:sz="4" w:color="000000"/>
               <w:left w:val="single" w:sz="4" w:color="000000"/>
@@ -2354,7 +2354,7 @@
         </w:tc>
         <w:tc>
           <w:tcPr>
-            <w:tcW w:type="dxa" w:w="5472"/>
+            <w:tcW w:type="dxa" w:w="4536"/>
             <w:tcBorders>
               <w:top w:val="single" w:sz="4" w:color="000000"/>
               <w:left w:val="single" w:sz="4" w:color="000000"/>
@@ -2405,7 +2405,7 @@
       <w:tr>
         <w:tc>
           <w:tcPr>
-            <w:tcW w:type="dxa" w:w="4320"/>
+            <w:tcW w:type="dxa" w:w="4536"/>
             <w:tcBorders>
               <w:top w:val="single" w:sz="4" w:color="000000"/>
               <w:left w:val="single" w:sz="4" w:color="000000"/>
@@ -2454,7 +2454,7 @@
         </w:tc>
         <w:tc>
           <w:tcPr>
-            <w:tcW w:type="dxa" w:w="5472"/>
+            <w:tcW w:type="dxa" w:w="4536"/>
             <w:tcBorders>
               <w:top w:val="single" w:sz="4" w:color="000000"/>
               <w:left w:val="single" w:sz="4" w:color="000000"/>
@@ -2505,7 +2505,7 @@
       <w:tr>
         <w:tc>
           <w:tcPr>
-            <w:tcW w:type="dxa" w:w="4320"/>
+            <w:tcW w:type="dxa" w:w="4536"/>
             <w:tcBorders>
               <w:top w:val="single" w:sz="4" w:color="000000"/>
               <w:left w:val="single" w:sz="4" w:color="000000"/>
@@ -2554,7 +2554,7 @@
         </w:tc>
         <w:tc>
           <w:tcPr>
-            <w:tcW w:type="dxa" w:w="5472"/>
+            <w:tcW w:type="dxa" w:w="4536"/>
             <w:tcBorders>
               <w:top w:val="single" w:sz="4" w:color="000000"/>
               <w:left w:val="single" w:sz="4" w:color="000000"/>
@@ -2622,7 +2622,7 @@
       <w:tr>
         <w:tc>
           <w:tcPr>
-            <w:tcW w:type="dxa" w:w="4320"/>
+            <w:tcW w:type="dxa" w:w="4536"/>
             <w:tcBorders>
               <w:top w:val="single" w:sz="4" w:color="000000"/>
               <w:left w:val="single" w:sz="4" w:color="000000"/>
@@ -2671,7 +2671,7 @@
         </w:tc>
         <w:tc>
           <w:tcPr>
-            <w:tcW w:type="dxa" w:w="5472"/>
+            <w:tcW w:type="dxa" w:w="4536"/>
             <w:tcBorders>
               <w:top w:val="single" w:sz="4" w:color="000000"/>
               <w:left w:val="single" w:sz="4" w:color="000000"/>
@@ -2920,7 +2920,7 @@
     </w:p>
     <w:tbl>
       <w:tblPr>
-        <w:tblW w:type="auto" w:w="0"/>
+        <w:tblW w:type="dxa" w:w="9072"/>
         <w:jc w:val="left"/>
         <w:tblLayout w:type="fixed"/>
         <w:tblLook w:firstColumn="1" w:firstRow="1" w:lastColumn="0" w:lastRow="0" w:noHBand="0" w:noVBand="1" w:val="04A0"/>
@@ -2935,14 +2935,14 @@
         </w:tblBorders>
       </w:tblPr>
       <w:tblGrid>
-        <w:gridCol w:w="3120"/>
-        <w:gridCol w:w="3120"/>
-        <w:gridCol w:w="3120"/>
+        <w:gridCol w:w="3024"/>
+        <w:gridCol w:w="3024"/>
+        <w:gridCol w:w="3024"/>
       </w:tblGrid>
       <w:tr>
         <w:tc>
           <w:tcPr>
-            <w:tcW w:type="dxa" w:w="2592"/>
+            <w:tcW w:type="dxa" w:w="3024"/>
             <w:shd w:val="clear" w:color="auto" w:fill="D9D9D9"/>
             <w:tcBorders>
               <w:top w:val="single" w:sz="4" w:color="000000"/>
@@ -2992,7 +2992,7 @@
         </w:tc>
         <w:tc>
           <w:tcPr>
-            <w:tcW w:type="dxa" w:w="3168"/>
+            <w:tcW w:type="dxa" w:w="3024"/>
             <w:shd w:val="clear" w:color="auto" w:fill="D9D9D9"/>
             <w:tcBorders>
               <w:top w:val="single" w:sz="4" w:color="000000"/>
@@ -3042,7 +3042,7 @@
         </w:tc>
         <w:tc>
           <w:tcPr>
-            <w:tcW w:type="dxa" w:w="4032"/>
+            <w:tcW w:type="dxa" w:w="3024"/>
             <w:shd w:val="clear" w:color="auto" w:fill="D9D9D9"/>
             <w:tcBorders>
               <w:top w:val="single" w:sz="4" w:color="000000"/>
@@ -3094,7 +3094,7 @@
       <w:tr>
         <w:tc>
           <w:tcPr>
-            <w:tcW w:type="dxa" w:w="2592"/>
+            <w:tcW w:type="dxa" w:w="3024"/>
             <w:tcBorders>
               <w:top w:val="single" w:sz="4" w:color="000000"/>
               <w:left w:val="single" w:sz="4" w:color="000000"/>
@@ -3143,7 +3143,7 @@
         </w:tc>
         <w:tc>
           <w:tcPr>
-            <w:tcW w:type="dxa" w:w="3168"/>
+            <w:tcW w:type="dxa" w:w="3024"/>
             <w:tcBorders>
               <w:top w:val="single" w:sz="4" w:color="000000"/>
               <w:left w:val="single" w:sz="4" w:color="000000"/>
@@ -3192,7 +3192,7 @@
         </w:tc>
         <w:tc>
           <w:tcPr>
-            <w:tcW w:type="dxa" w:w="4032"/>
+            <w:tcW w:type="dxa" w:w="3024"/>
             <w:tcBorders>
               <w:top w:val="single" w:sz="4" w:color="000000"/>
               <w:left w:val="single" w:sz="4" w:color="000000"/>
@@ -3243,7 +3243,7 @@
       <w:tr>
         <w:tc>
           <w:tcPr>
-            <w:tcW w:type="dxa" w:w="2592"/>
+            <w:tcW w:type="dxa" w:w="3024"/>
             <w:tcBorders>
               <w:top w:val="single" w:sz="4" w:color="000000"/>
               <w:left w:val="single" w:sz="4" w:color="000000"/>
@@ -3292,7 +3292,7 @@
         </w:tc>
         <w:tc>
           <w:tcPr>
-            <w:tcW w:type="dxa" w:w="3168"/>
+            <w:tcW w:type="dxa" w:w="3024"/>
             <w:tcBorders>
               <w:top w:val="single" w:sz="4" w:color="000000"/>
               <w:left w:val="single" w:sz="4" w:color="000000"/>
@@ -3341,7 +3341,7 @@
         </w:tc>
         <w:tc>
           <w:tcPr>
-            <w:tcW w:type="dxa" w:w="4032"/>
+            <w:tcW w:type="dxa" w:w="3024"/>
             <w:tcBorders>
               <w:top w:val="single" w:sz="4" w:color="000000"/>
               <w:left w:val="single" w:sz="4" w:color="000000"/>
@@ -3392,7 +3392,7 @@
       <w:tr>
         <w:tc>
           <w:tcPr>
-            <w:tcW w:type="dxa" w:w="2592"/>
+            <w:tcW w:type="dxa" w:w="3024"/>
             <w:tcBorders>
               <w:top w:val="single" w:sz="4" w:color="000000"/>
               <w:left w:val="single" w:sz="4" w:color="000000"/>
@@ -3441,7 +3441,7 @@
         </w:tc>
         <w:tc>
           <w:tcPr>
-            <w:tcW w:type="dxa" w:w="3168"/>
+            <w:tcW w:type="dxa" w:w="3024"/>
             <w:tcBorders>
               <w:top w:val="single" w:sz="4" w:color="000000"/>
               <w:left w:val="single" w:sz="4" w:color="000000"/>
@@ -3490,7 +3490,7 @@
         </w:tc>
         <w:tc>
           <w:tcPr>
-            <w:tcW w:type="dxa" w:w="4032"/>
+            <w:tcW w:type="dxa" w:w="3024"/>
             <w:tcBorders>
               <w:top w:val="single" w:sz="4" w:color="000000"/>
               <w:left w:val="single" w:sz="4" w:color="000000"/>
@@ -3541,7 +3541,7 @@
       <w:tr>
         <w:tc>
           <w:tcPr>
-            <w:tcW w:type="dxa" w:w="2592"/>
+            <w:tcW w:type="dxa" w:w="3024"/>
             <w:tcBorders>
               <w:top w:val="single" w:sz="4" w:color="000000"/>
               <w:left w:val="single" w:sz="4" w:color="000000"/>
@@ -3590,7 +3590,7 @@
         </w:tc>
         <w:tc>
           <w:tcPr>
-            <w:tcW w:type="dxa" w:w="3168"/>
+            <w:tcW w:type="dxa" w:w="3024"/>
             <w:tcBorders>
               <w:top w:val="single" w:sz="4" w:color="000000"/>
               <w:left w:val="single" w:sz="4" w:color="000000"/>
@@ -3639,7 +3639,7 @@
         </w:tc>
         <w:tc>
           <w:tcPr>
-            <w:tcW w:type="dxa" w:w="4032"/>
+            <w:tcW w:type="dxa" w:w="3024"/>
             <w:tcBorders>
               <w:top w:val="single" w:sz="4" w:color="000000"/>
               <w:left w:val="single" w:sz="4" w:color="000000"/>
@@ -3690,7 +3690,7 @@
       <w:tr>
         <w:tc>
           <w:tcPr>
-            <w:tcW w:type="dxa" w:w="2592"/>
+            <w:tcW w:type="dxa" w:w="3024"/>
             <w:tcBorders>
               <w:top w:val="single" w:sz="4" w:color="000000"/>
               <w:left w:val="single" w:sz="4" w:color="000000"/>
@@ -3739,7 +3739,7 @@
         </w:tc>
         <w:tc>
           <w:tcPr>
-            <w:tcW w:type="dxa" w:w="3168"/>
+            <w:tcW w:type="dxa" w:w="3024"/>
             <w:tcBorders>
               <w:top w:val="single" w:sz="4" w:color="000000"/>
               <w:left w:val="single" w:sz="4" w:color="000000"/>
@@ -3788,7 +3788,7 @@
         </w:tc>
         <w:tc>
           <w:tcPr>
-            <w:tcW w:type="dxa" w:w="4032"/>
+            <w:tcW w:type="dxa" w:w="3024"/>
             <w:tcBorders>
               <w:top w:val="single" w:sz="4" w:color="000000"/>
               <w:left w:val="single" w:sz="4" w:color="000000"/>
@@ -3839,7 +3839,7 @@
       <w:tr>
         <w:tc>
           <w:tcPr>
-            <w:tcW w:type="dxa" w:w="2592"/>
+            <w:tcW w:type="dxa" w:w="3024"/>
             <w:tcBorders>
               <w:top w:val="single" w:sz="4" w:color="000000"/>
               <w:left w:val="single" w:sz="4" w:color="000000"/>
@@ -3888,7 +3888,7 @@
         </w:tc>
         <w:tc>
           <w:tcPr>
-            <w:tcW w:type="dxa" w:w="3168"/>
+            <w:tcW w:type="dxa" w:w="3024"/>
             <w:tcBorders>
               <w:top w:val="single" w:sz="4" w:color="000000"/>
               <w:left w:val="single" w:sz="4" w:color="000000"/>
@@ -3937,7 +3937,7 @@
         </w:tc>
         <w:tc>
           <w:tcPr>
-            <w:tcW w:type="dxa" w:w="4032"/>
+            <w:tcW w:type="dxa" w:w="3024"/>
             <w:tcBorders>
               <w:top w:val="single" w:sz="4" w:color="000000"/>
               <w:left w:val="single" w:sz="4" w:color="000000"/>
@@ -3988,7 +3988,7 @@
       <w:tr>
         <w:tc>
           <w:tcPr>
-            <w:tcW w:type="dxa" w:w="2592"/>
+            <w:tcW w:type="dxa" w:w="3024"/>
             <w:tcBorders>
               <w:top w:val="single" w:sz="4" w:color="000000"/>
               <w:left w:val="single" w:sz="4" w:color="000000"/>
@@ -4037,7 +4037,7 @@
         </w:tc>
         <w:tc>
           <w:tcPr>
-            <w:tcW w:type="dxa" w:w="3168"/>
+            <w:tcW w:type="dxa" w:w="3024"/>
             <w:tcBorders>
               <w:top w:val="single" w:sz="4" w:color="000000"/>
               <w:left w:val="single" w:sz="4" w:color="000000"/>
@@ -4086,7 +4086,7 @@
         </w:tc>
         <w:tc>
           <w:tcPr>
-            <w:tcW w:type="dxa" w:w="4032"/>
+            <w:tcW w:type="dxa" w:w="3024"/>
             <w:tcBorders>
               <w:top w:val="single" w:sz="4" w:color="000000"/>
               <w:left w:val="single" w:sz="4" w:color="000000"/>
@@ -4247,7 +4247,7 @@
     </w:p>
     <w:tbl>
       <w:tblPr>
-        <w:tblW w:type="auto" w:w="0"/>
+        <w:tblW w:type="dxa" w:w="9072"/>
         <w:jc w:val="left"/>
         <w:tblLayout w:type="fixed"/>
         <w:tblLook w:firstColumn="1" w:firstRow="1" w:lastColumn="0" w:lastRow="0" w:noHBand="0" w:noVBand="1" w:val="04A0"/>
@@ -4262,13 +4262,13 @@
         </w:tblBorders>
       </w:tblPr>
       <w:tblGrid>
-        <w:gridCol w:w="4680"/>
-        <w:gridCol w:w="4680"/>
+        <w:gridCol w:w="4536"/>
+        <w:gridCol w:w="4536"/>
       </w:tblGrid>
       <w:tr>
         <w:tc>
           <w:tcPr>
-            <w:tcW w:type="dxa" w:w="3456"/>
+            <w:tcW w:type="dxa" w:w="4536"/>
             <w:shd w:val="clear" w:color="auto" w:fill="D9D9D9"/>
             <w:tcBorders>
               <w:top w:val="single" w:sz="4" w:color="000000"/>
@@ -4318,7 +4318,7 @@
         </w:tc>
         <w:tc>
           <w:tcPr>
-            <w:tcW w:type="dxa" w:w="6336"/>
+            <w:tcW w:type="dxa" w:w="4536"/>
             <w:shd w:val="clear" w:color="auto" w:fill="D9D9D9"/>
             <w:tcBorders>
               <w:top w:val="single" w:sz="4" w:color="000000"/>
@@ -4370,7 +4370,7 @@
       <w:tr>
         <w:tc>
           <w:tcPr>
-            <w:tcW w:type="dxa" w:w="3456"/>
+            <w:tcW w:type="dxa" w:w="4536"/>
             <w:tcBorders>
               <w:top w:val="single" w:sz="4" w:color="000000"/>
               <w:left w:val="single" w:sz="4" w:color="000000"/>
@@ -4419,7 +4419,7 @@
         </w:tc>
         <w:tc>
           <w:tcPr>
-            <w:tcW w:type="dxa" w:w="6336"/>
+            <w:tcW w:type="dxa" w:w="4536"/>
             <w:tcBorders>
               <w:top w:val="single" w:sz="4" w:color="000000"/>
               <w:left w:val="single" w:sz="4" w:color="000000"/>
@@ -4470,7 +4470,7 @@
       <w:tr>
         <w:tc>
           <w:tcPr>
-            <w:tcW w:type="dxa" w:w="3456"/>
+            <w:tcW w:type="dxa" w:w="4536"/>
             <w:tcBorders>
               <w:top w:val="single" w:sz="4" w:color="000000"/>
               <w:left w:val="single" w:sz="4" w:color="000000"/>
@@ -4519,7 +4519,7 @@
         </w:tc>
         <w:tc>
           <w:tcPr>
-            <w:tcW w:type="dxa" w:w="6336"/>
+            <w:tcW w:type="dxa" w:w="4536"/>
             <w:tcBorders>
               <w:top w:val="single" w:sz="4" w:color="000000"/>
               <w:left w:val="single" w:sz="4" w:color="000000"/>
@@ -4587,7 +4587,7 @@
       <w:tr>
         <w:tc>
           <w:tcPr>
-            <w:tcW w:type="dxa" w:w="3456"/>
+            <w:tcW w:type="dxa" w:w="4536"/>
             <w:tcBorders>
               <w:top w:val="single" w:sz="4" w:color="000000"/>
               <w:left w:val="single" w:sz="4" w:color="000000"/>
@@ -4636,7 +4636,7 @@
         </w:tc>
         <w:tc>
           <w:tcPr>
-            <w:tcW w:type="dxa" w:w="6336"/>
+            <w:tcW w:type="dxa" w:w="4536"/>
             <w:tcBorders>
               <w:top w:val="single" w:sz="4" w:color="000000"/>
               <w:left w:val="single" w:sz="4" w:color="000000"/>
@@ -4705,7 +4705,7 @@
       <w:tr>
         <w:tc>
           <w:tcPr>
-            <w:tcW w:type="dxa" w:w="3456"/>
+            <w:tcW w:type="dxa" w:w="4536"/>
             <w:tcBorders>
               <w:top w:val="single" w:sz="4" w:color="000000"/>
               <w:left w:val="single" w:sz="4" w:color="000000"/>
@@ -4754,7 +4754,7 @@
         </w:tc>
         <w:tc>
           <w:tcPr>
-            <w:tcW w:type="dxa" w:w="6336"/>
+            <w:tcW w:type="dxa" w:w="4536"/>
             <w:tcBorders>
               <w:top w:val="single" w:sz="4" w:color="000000"/>
               <w:left w:val="single" w:sz="4" w:color="000000"/>
@@ -4805,7 +4805,7 @@
       <w:tr>
         <w:tc>
           <w:tcPr>
-            <w:tcW w:type="dxa" w:w="3456"/>
+            <w:tcW w:type="dxa" w:w="4536"/>
             <w:tcBorders>
               <w:top w:val="single" w:sz="4" w:color="000000"/>
               <w:left w:val="single" w:sz="4" w:color="000000"/>
@@ -4854,7 +4854,7 @@
         </w:tc>
         <w:tc>
           <w:tcPr>
-            <w:tcW w:type="dxa" w:w="6336"/>
+            <w:tcW w:type="dxa" w:w="4536"/>
             <w:tcBorders>
               <w:top w:val="single" w:sz="4" w:color="000000"/>
               <w:left w:val="single" w:sz="4" w:color="000000"/>
@@ -4905,7 +4905,7 @@
       <w:tr>
         <w:tc>
           <w:tcPr>
-            <w:tcW w:type="dxa" w:w="3456"/>
+            <w:tcW w:type="dxa" w:w="4536"/>
             <w:tcBorders>
               <w:top w:val="single" w:sz="4" w:color="000000"/>
               <w:left w:val="single" w:sz="4" w:color="000000"/>
@@ -4954,7 +4954,7 @@
         </w:tc>
         <w:tc>
           <w:tcPr>
-            <w:tcW w:type="dxa" w:w="6336"/>
+            <w:tcW w:type="dxa" w:w="4536"/>
             <w:tcBorders>
               <w:top w:val="single" w:sz="4" w:color="000000"/>
               <w:left w:val="single" w:sz="4" w:color="000000"/>

--- a/filesystem/ACTD/HR/Keeler_personnel.docx
+++ b/filesystem/ACTD/HR/Keeler_personnel.docx
@@ -2723,7 +2723,7 @@
                 <w:color w:val="1F2A37"/>
                 <w:sz w:val="19"/>
               </w:rPr>
-              <w:t>DMV pull-notice program (A54)</w:t>
+              <w:t>DMV pull-notice program (the Keeler DMV Driving Record)</w:t>
             </w:r>
             <w:r>
               <w:rPr>
@@ -4997,7 +4997,7 @@
                 <w:color w:val="1F2A37"/>
                 <w:sz w:val="19"/>
               </w:rPr>
-              <w:t>See separate compliance file (A05)</w:t>
+              <w:t>See separate compliance file (the DOT Post-Accident Test Record)</w:t>
             </w:r>
           </w:p>
         </w:tc>

--- a/filesystem/ACTD/HR/Keeler_personnel.docx
+++ b/filesystem/ACTD/HR/Keeler_personnel.docx
@@ -2804,7 +2804,7 @@
           <w:color w:val="1F2A37"/>
           <w:sz w:val="20"/>
         </w:rPr>
-        <w:t xml:space="preserve"> (49 CFR § 382.601 supervisor curriculum, employee module) — completed annually, most recent completion within the current year.</w:t>
+        <w:t xml:space="preserve"> (49 CFR § 655.14 supervisor/employee training curriculum) — completed annually, most recent completion within the current year.</w:t>
       </w:r>
     </w:p>
     <w:p>

--- a/filesystem/ACTD/HR/Keeler_personnel.docx
+++ b/filesystem/ACTD/HR/Keeler_personnel.docx
@@ -27,7 +27,7 @@
           <w:rFonts w:ascii="Helvetica" w:hAnsi="Helvetica" w:cs="Helvetica" w:eastAsia="Helvetica"/>
           <w:b/>
           <w:i/>
-          <w:color w:val="B8862E"/>
+          <w:color w:val="876222"/>
           <w:sz w:val="22"/>
         </w:rPr>
         <w:t>A Public Agency</w:t>
@@ -79,7 +79,7 @@
         <w:spacing w:before="0" w:after="40" w:line="240" w:lineRule="auto"/>
         <w:jc w:val="center"/>
         <w:pBdr>
-          <w:top w:val="single" w:sz="18" w:space="4" w:color="B8862E"/>
+          <w:top w:val="single" w:sz="18" w:space="4" w:color="876222"/>
         </w:pBdr>
         <w:pBdr>
           <w:bottom w:val="single" w:sz="6" w:space="6" w:color="142A4B"/>
@@ -1107,7 +1107,7 @@
               <w:top w:val="single" w:sz="4" w:color="000000"/>
               <w:left w:val="single" w:sz="4" w:color="000000"/>
               <w:right w:val="single" w:sz="4" w:color="000000"/>
-              <w:bottom w:val="single" w:sz="12" w:space="0" w:color="B8862E"/>
+              <w:bottom w:val="single" w:sz="12" w:space="0" w:color="876222"/>
             </w:tcBorders>
             <w:tcMar>
               <w:top w:w="60" w:type="dxa"/>
@@ -1157,7 +1157,7 @@
               <w:top w:val="single" w:sz="4" w:color="000000"/>
               <w:left w:val="single" w:sz="4" w:color="000000"/>
               <w:right w:val="single" w:sz="4" w:color="000000"/>
-              <w:bottom w:val="single" w:sz="12" w:space="0" w:color="B8862E"/>
+              <w:bottom w:val="single" w:sz="12" w:space="0" w:color="876222"/>
             </w:tcBorders>
             <w:tcMar>
               <w:top w:w="60" w:type="dxa"/>
@@ -1975,7 +1975,7 @@
               <w:top w:val="single" w:sz="4" w:color="000000"/>
               <w:left w:val="single" w:sz="4" w:color="000000"/>
               <w:right w:val="single" w:sz="4" w:color="000000"/>
-              <w:bottom w:val="single" w:sz="12" w:space="0" w:color="B8862E"/>
+              <w:bottom w:val="single" w:sz="12" w:space="0" w:color="876222"/>
             </w:tcBorders>
             <w:tcMar>
               <w:top w:w="60" w:type="dxa"/>
@@ -2025,7 +2025,7 @@
               <w:top w:val="single" w:sz="4" w:color="000000"/>
               <w:left w:val="single" w:sz="4" w:color="000000"/>
               <w:right w:val="single" w:sz="4" w:color="000000"/>
-              <w:bottom w:val="single" w:sz="12" w:space="0" w:color="B8862E"/>
+              <w:bottom w:val="single" w:sz="12" w:space="0" w:color="876222"/>
             </w:tcBorders>
             <w:tcMar>
               <w:top w:w="60" w:type="dxa"/>
@@ -2948,7 +2948,7 @@
               <w:top w:val="single" w:sz="4" w:color="000000"/>
               <w:left w:val="single" w:sz="4" w:color="000000"/>
               <w:right w:val="single" w:sz="4" w:color="000000"/>
-              <w:bottom w:val="single" w:sz="12" w:space="0" w:color="B8862E"/>
+              <w:bottom w:val="single" w:sz="12" w:space="0" w:color="876222"/>
             </w:tcBorders>
             <w:tcMar>
               <w:top w:w="60" w:type="dxa"/>
@@ -2998,7 +2998,7 @@
               <w:top w:val="single" w:sz="4" w:color="000000"/>
               <w:left w:val="single" w:sz="4" w:color="000000"/>
               <w:right w:val="single" w:sz="4" w:color="000000"/>
-              <w:bottom w:val="single" w:sz="12" w:space="0" w:color="B8862E"/>
+              <w:bottom w:val="single" w:sz="12" w:space="0" w:color="876222"/>
             </w:tcBorders>
             <w:tcMar>
               <w:top w:w="60" w:type="dxa"/>
@@ -3048,7 +3048,7 @@
               <w:top w:val="single" w:sz="4" w:color="000000"/>
               <w:left w:val="single" w:sz="4" w:color="000000"/>
               <w:right w:val="single" w:sz="4" w:color="000000"/>
-              <w:bottom w:val="single" w:sz="12" w:space="0" w:color="B8862E"/>
+              <w:bottom w:val="single" w:sz="12" w:space="0" w:color="876222"/>
             </w:tcBorders>
             <w:tcMar>
               <w:top w:w="60" w:type="dxa"/>
@@ -4274,7 +4274,7 @@
               <w:top w:val="single" w:sz="4" w:color="000000"/>
               <w:left w:val="single" w:sz="4" w:color="000000"/>
               <w:right w:val="single" w:sz="4" w:color="000000"/>
-              <w:bottom w:val="single" w:sz="12" w:space="0" w:color="B8862E"/>
+              <w:bottom w:val="single" w:sz="12" w:space="0" w:color="876222"/>
             </w:tcBorders>
             <w:tcMar>
               <w:top w:w="60" w:type="dxa"/>
@@ -4324,7 +4324,7 @@
               <w:top w:val="single" w:sz="4" w:color="000000"/>
               <w:left w:val="single" w:sz="4" w:color="000000"/>
               <w:right w:val="single" w:sz="4" w:color="000000"/>
-              <w:bottom w:val="single" w:sz="12" w:space="0" w:color="B8862E"/>
+              <w:bottom w:val="single" w:sz="12" w:space="0" w:color="876222"/>
             </w:tcBorders>
             <w:tcMar>
               <w:top w:w="60" w:type="dxa"/>
